--- a/fra/docx/27.content.docx
+++ b/fra/docx/27.content.docx
@@ -11,6 +11,15 @@
         <w:pStyle w:val="Heading2"/>
       </w:pPr>
       <w:r>
+        <w:t>Resource: Notes d'étude (Tyndale)</w:t>
+      </w:r>
+      <w:r/>
+    </w:p>
+    <w:p>
+      <w:pPr>
+        <w:pStyle w:val="Heading2"/>
+      </w:pPr>
+      <w:r>
         <w:t>License Information</w:t>
       </w:r>
       <w:r/>
@@ -21,7 +30,7 @@
         <w:rPr>
           <w:b/>
         </w:rPr>
-        <w:t>Study Notes (Tyndale)</w:t>
+        <w:t>Notes d'étude (Tyndale)</w:t>
       </w:r>
       <w:r>
         <w:t xml:space="preserve"> (French) is based on</w:t>
@@ -74,7 +83,7 @@
         <w:pStyle w:val="Heading1"/>
       </w:pPr>
       <w:r>
-        <w:t>Study Notes (Tyndale)</w:t>
+        <w:t>Notes d'étude (Tyndale)</w:t>
       </w:r>
     </w:p>
     <w:p>
@@ -83,6 +92,51 @@
           <w:headerReference w:type="even" r:id="rId8"/>
           <w:headerReference w:type="default" r:id="rId9"/>
           <w:footerReference w:type="default" r:id="rId10"/>
+          <w:footnotePr>
+            <w:numRestart w:val="eachSect"/>
+          </w:footnotePr>
+          <w:type w:val="continuous"/>
+          <w:pgSz w:w="12240" w:h="15840" w:code="1"/>
+          <w:pgMar w:top="1440" w:right="1440" w:bottom="1440" w:left="1440" w:header="504" w:footer="504" w:gutter="0"/>
+          <w:cols w:space="708"/>
+          <w:titlePg/>
+          <w:docGrid w:linePitch="360"/>
+        </w:sectPr>
+      </w:pPr>
+    </w:p>
+    <w:p>
+      <w:r/>
+    </w:p>
+    <w:p>
+      <w:pPr>
+        <w:pStyle w:val="Heading2"/>
+      </w:pPr>
+      <w:r>
+        <w:t>DAN</w:t>
+      </w:r>
+      <w:r/>
+    </w:p>
+    <w:p>
+      <w:r/>
+      <w:r>
+        <w:rPr>
+          <w:i/>
+        </w:rPr>
+        <w:t>Daniel 1.1, Daniel 1.1–2, Daniel 1.1–21, Daniel 1.1–6.28, Daniel 1.2, Daniel 1.3, Daniel 1.3–7, Daniel 1.4, Daniel 1.5, Daniel 1.6–7, Daniel 1.8, Daniel 1.8–14, Daniel 1.9, Daniel 1.10, Daniel 1.11–13, Daniel 1.12, Daniel 1.13–14, Daniel 1.15–21, Daniel 1.17, Daniel 1.19, Daniel 1.20, Daniel 1.21, Daniel 2.1, Daniel 2.1–3, Daniel 2.1–49, Daniel 2.1–6.28, Daniel 2.2, Daniel 2.3, Daniel 2.4, Daniel 2.9, Daniel 2.10–11, Daniel 2.12, Daniel 2.16, Daniel 2.17–23, Daniel 2.18, Daniel 2.20–23, Daniel 2.21, Daniel 2.24, Daniel 2.25, Daniel 2.26, Daniel 2.27–28, Daniel 2.28, Daniel 2.29–30, Daniel 2.31–33, Daniel 2.32–33, Daniel 2.34, Daniel 2.35, Daniel 2.36–38, Daniel 2.39, Daniel 2.41–42, Daniel 2.43, Daniel 2.44, Daniel 2.45, Daniel 2.46, Daniel 2.47, Daniel 2.48, Daniel 2.49, Daniel 3.1, Daniel 3.1–30, Daniel 3.2, Daniel 3.5, Daniel 3.7, Daniel 3.11, Daniel 3.12, Daniel 3.13, Daniel 3.14, Daniel 3.15, Daniel 3.16–18, Daniel 3.23, Daniel 3.25, Daniel 3.26, Daniel 3.28, Daniel 3.30, Daniel 4.1–37, Daniel 4.4, Daniel 4.5, Daniel 4.7, Daniel 4.8–9, Daniel 4.11, Daniel 4.13, Daniel 4.14–17, Daniel 4.16, Daniel 4.17, Daniel 4.22, Daniel 4.23, Daniel 4.25–26, Daniel 4.27, Daniel 4.28–33, Daniel 4.30, Daniel 4.32, Daniel 4.33, Daniel 4.34–37, Daniel 4.35, Daniel 4.37, Daniel 5.1, Daniel 5.1–30, Daniel 5.2–4, Daniel 5.5–6, Daniel 5.7, Daniel 5.8, Daniel 5.10, Daniel 5.11–12, Daniel 5.15, Daniel 5.17, Daniel 5.18–21, Daniel 5.20, Daniel 5.21, Daniel 5.25–28, Daniel 5.26, Daniel 5.27, Daniel 5.28, Daniel 5.29, Daniel 5.30, Daniel 5.31, Daniel 6.1–28, Daniel 6.2, Daniel 6.3, Daniel 6.3–5, Daniel 6.5, Daniel 6.7, Daniel 6.8, Daniel 6.10–11, Daniel 6.14, Daniel 6.16, Daniel 6.17, Daniel 6.18, Daniel 6.19, Daniel 6.20, Daniel 6.21–22, Daniel 6.25–27, Daniel 6.27, Daniel 6.28, Daniel 7.1, Daniel 7.1–28, Daniel 7.1–12.13, Daniel 7.2, Daniel 7.3–7, Daniel 7.4, Daniel 7.5, Daniel 7.6, Daniel 7.7, Daniel 7.8, Daniel 7.9–10, Daniel 7.10, Daniel 7.11, Daniel 7.12, Daniel 7.13, Daniel 7.13–14, Daniel 7.14, Daniel 7.15–16, Daniel 7.17, Daniel 7.18, Daniel 7.19–28, Daniel 7.21, Daniel 7.22, Daniel 7.24–25, Daniel 7.26, Daniel 7.27, Daniel 8.1, Daniel 8.1–27, Daniel 8.2, Daniel 8.3–4, Daniel 8.5–12, Daniel 8.10, Daniel 8.11–12, Daniel 8.13–14, Daniel 8.15–16, Daniel 8.17, Daniel 8.19, Daniel 8.19–26, Daniel 8.20, Daniel 8.21, Daniel 8.22, Daniel 8.23–25, Daniel 8.24, Daniel 8.25, Daniel 8.26, Daniel 9.1, Daniel 9.1–19, Daniel 9.2, Daniel 9.3, Daniel 9.4, Daniel 9.4–11, Daniel 9.5, Daniel 9.6, Daniel 9.7–14, Daniel 9.12, Daniel 9.13, Daniel 9.15, Daniel 9.15–19, Daniel 9.16, Daniel 9.17, Daniel 9.18, Daniel 9.19, Daniel 9.20–27, Daniel 9.21, Daniel 9.22, Daniel 9.23, Daniel 9.24, Daniel 9.24–27, Daniel 9.25, Daniel 9.26, Daniel 9.27, Daniel 10.1, Daniel 10.1–12.13, Daniel 10.2–3, Daniel 10.5–6, Daniel 10:7–9, Daniel 10.11, Daniel 10.13, Daniel 10.16, Daniel 10.19, Daniel 10.20, Daniel 10.21, Daniel 11.1, Daniel 11.2, Daniel 11.2–12.7, Daniel 11.3, Daniel 11.4, Daniel 11.5, Daniel 11.5–45, Daniel 11.6, Daniel 11.7–8, Daniel 11.9, Daniel 11.10–12, Daniel 11.12–13, Daniel 11.14, Daniel 11.15, Daniel 11.16, Daniel 11.17, Daniel 11.18, Daniel 11.19, Daniel 11.20, Daniel 11.21–39, Daniel 11.22, Daniel 11.23, Daniel 11.24, Daniel 11.25–27, Daniel 11.28, Daniel 11.29–35, Daniel 11.31, Daniel 11.32–35, Daniel 11.34, Daniel 11.36, Daniel 11.36–40, Daniel 11.37–38, Daniel 11.40, Daniel 11:40–45, Daniel 11.41, Daniel 11.45, Daniel 12.1, Daniel 12.1–7, Daniel 12.2, Daniel 12.3, Daniel 12.4, Daniel 12.5, Daniel 12.7, Daniel 12.8–10, Daniel 12.11–12, Daniel 12.13</w:t>
+      </w:r>
+      <w:r/>
+    </w:p>
+    <w:p>
+      <w:r/>
+      <w:r>
+        <w:t xml:space="preserve"> </w:t>
+      </w:r>
+      <w:r/>
+      <w:r/>
+    </w:p>
+    <w:p>
+      <w:pPr>
+        <w:sectPr>
           <w:footnotePr>
             <w:numRestart w:val="eachSect"/>
           </w:footnotePr>

--- a/fra/docx/27.content.docx
+++ b/fra/docx/27.content.docx
@@ -163,13 +163,6 @@
         <w:rPr>
           <w:lang w:val="fr_FR" w:bidi="fr_FR"/>
         </w:rPr>
-      </w:r>
-      <w:r>
-        <w:rPr>
-          <w:i/>
-          <w:lang w:val="fr_FR" w:bidi="fr_FR"/>
-        </w:rPr>
-        <w:t>Daniel 1.1, Daniel 1.1–2, Daniel 1.1–21, Daniel 1.1–6.28, Daniel 1.2, Daniel 1.3, Daniel 1.3–7, Daniel 1.4, Daniel 1.5, Daniel 1.6–7, Daniel 1.8, Daniel 1.8–14, Daniel 1.9, Daniel 1.10, Daniel 1.11–13, Daniel 1.12, Daniel 1.13–14, Daniel 1.15–21, Daniel 1.17, Daniel 1.19, Daniel 1.20, Daniel 1.21, Daniel 2.1, Daniel 2.1–3, Daniel 2.1–49, Daniel 2.1–6.28, Daniel 2.2, Daniel 2.3, Daniel 2.4, Daniel 2.9, Daniel 2.10–11, Daniel 2.12, Daniel 2.16, Daniel 2.17–23, Daniel 2.18, Daniel 2.20–23, Daniel 2.21, Daniel 2.24, Daniel 2.25, Daniel 2.26, Daniel 2.27–28, Daniel 2.28, Daniel 2.29–30, Daniel 2.31–33, Daniel 2.32–33, Daniel 2.34, Daniel 2.35, Daniel 2.36–38, Daniel 2.39, Daniel 2.41–42, Daniel 2.43, Daniel 2.44, Daniel 2.45, Daniel 2.46, Daniel 2.47, Daniel 2.48, Daniel 2.49, Daniel 3.1, Daniel 3.1–30, Daniel 3.2, Daniel 3.5, Daniel 3.7, Daniel 3.11, Daniel 3.12, Daniel 3.13, Daniel 3.14, Daniel 3.15, Daniel 3.16–18, Daniel 3.23, Daniel 3.25, Daniel 3.26, Daniel 3.28, Daniel 3.30, Daniel 4.1–37, Daniel 4.4, Daniel 4.5, Daniel 4.7, Daniel 4.8–9, Daniel 4.11, Daniel 4.13, Daniel 4.14–17, Daniel 4.16, Daniel 4.17, Daniel 4.22, Daniel 4.23, Daniel 4.25–26, Daniel 4.27, Daniel 4.28–33, Daniel 4.30, Daniel 4.32, Daniel 4.33, Daniel 4.34–37, Daniel 4.35, Daniel 4.37, Daniel 5.1, Daniel 5.1–30, Daniel 5.2–4, Daniel 5.5–6, Daniel 5.7, Daniel 5.8, Daniel 5.10, Daniel 5.11–12, Daniel 5.15, Daniel 5.17, Daniel 5.18–21, Daniel 5.20, Daniel 5.21, Daniel 5.25–28, Daniel 5.26, Daniel 5.27, Daniel 5.28, Daniel 5.29, Daniel 5.30, Daniel 5.31, Daniel 6.1–28, Daniel 6.2, Daniel 6.3, Daniel 6.3–5, Daniel 6.5, Daniel 6.7, Daniel 6.8, Daniel 6.10–11, Daniel 6.14, Daniel 6.16, Daniel 6.17, Daniel 6.18, Daniel 6.19, Daniel 6.20, Daniel 6.21–22, Daniel 6.25–27, Daniel 6.27, Daniel 6.28, Daniel 7.1, Daniel 7.1–28, Daniel 7.1–12.13, Daniel 7.2, Daniel 7.3–7, Daniel 7.4, Daniel 7.5, Daniel 7.6, Daniel 7.7, Daniel 7.8, Daniel 7.9–10, Daniel 7.10, Daniel 7.11, Daniel 7.12, Daniel 7.13, Daniel 7.13–14, Daniel 7.14, Daniel 7.15–16, Daniel 7.17, Daniel 7.18, Daniel 7.19–28, Daniel 7.21, Daniel 7.22, Daniel 7.24–25, Daniel 7.26, Daniel 7.27, Daniel 8.1, Daniel 8.1–27, Daniel 8.2, Daniel 8.3–4, Daniel 8.5–12, Daniel 8.10, Daniel 8.11–12, Daniel 8.13–14, Daniel 8.15–16, Daniel 8.17, Daniel 8.19, Daniel 8.19–26, Daniel 8.20, Daniel 8.21, Daniel 8.22, Daniel 8.23–25, Daniel 8.24, Daniel 8.25, Daniel 8.26, Daniel 9.1, Daniel 9.1–19, Daniel 9.2, Daniel 9.3, Daniel 9.4, Daniel 9.4–11, Daniel 9.5, Daniel 9.6, Daniel 9.7–14, Daniel 9.12, Daniel 9.13, Daniel 9.15, Daniel 9.15–19, Daniel 9.16, Daniel 9.17, Daniel 9.18, Daniel 9.19, Daniel 9.20–27, Daniel 9.21, Daniel 9.22, Daniel 9.23, Daniel 9.24, Daniel 9.24–27, Daniel 9.25, Daniel 9.26, Daniel 9.27, Daniel 10.1, Daniel 10.1–12.13, Daniel 10.2–3, Daniel 10.5–6, Daniel 10:7–9, Daniel 10.11, Daniel 10.13, Daniel 10.16, Daniel 10.19, Daniel 10.20, Daniel 10.21, Daniel 11.1, Daniel 11.2, Daniel 11.2–12.7, Daniel 11.3, Daniel 11.4, Daniel 11.5, Daniel 11.5–45, Daniel 11.6, Daniel 11.7–8, Daniel 11.9, Daniel 11.10–12, Daniel 11.12–13, Daniel 11.14, Daniel 11.15, Daniel 11.16, Daniel 11.17, Daniel 11.18, Daniel 11.19, Daniel 11.20, Daniel 11.21–39, Daniel 11.22, Daniel 11.23, Daniel 11.24, Daniel 11.25–27, Daniel 11.28, Daniel 11.29–35, Daniel 11.31, Daniel 11.32–35, Daniel 11.34, Daniel 11.36, Daniel 11.36–40, Daniel 11.37–38, Daniel 11.40, Daniel 11:40–45, Daniel 11.41, Daniel 11.45, Daniel 12.1, Daniel 12.1–7, Daniel 12.2, Daniel 12.3, Daniel 12.4, Daniel 12.5, Daniel 12.7, Daniel 12.8–10, Daniel 12.11–12, Daniel 12.13</w:t>
       </w:r>
       <w:r>
         <w:rPr>

--- a/fra/docx/27.content.docx
+++ b/fra/docx/27.content.docx
@@ -150,19 +150,6 @@
           <w:lang w:val="fr_FR" w:bidi="fr_FR"/>
         </w:rPr>
         <w:t>DAN</w:t>
-      </w:r>
-      <w:r>
-        <w:rPr>
-          <w:lang w:val="fr_FR" w:bidi="fr_FR"/>
-        </w:rPr>
-      </w:r>
-    </w:p>
-    <w:p>
-      <w:pPr/>
-      <w:r>
-        <w:rPr>
-          <w:lang w:val="fr_FR" w:bidi="fr_FR"/>
-        </w:rPr>
       </w:r>
       <w:r>
         <w:rPr>

--- a/fra/docx/27.content.docx
+++ b/fra/docx/27.content.docx
@@ -19,7 +19,7 @@
         <w:rPr>
           <w:lang w:val="fr_FR" w:bidi="fr_FR"/>
         </w:rPr>
-        <w:t>Resource: Notes d'étude (Tyndale)</w:t>
+        <w:t>Resource: Tyndale Open Study Notes</w:t>
       </w:r>
       <w:r>
         <w:rPr>
@@ -112,7 +112,7 @@
         <w:rPr>
           <w:lang w:val="fr_FR" w:bidi="fr_FR"/>
         </w:rPr>
-        <w:t>Notes d'étude (Tyndale)</w:t>
+        <w:t>Tyndale Open Study Notes</w:t>
       </w:r>
     </w:p>
     <w:p>

--- a/fra/docx/27.content.docx
+++ b/fra/docx/27.content.docx
@@ -19,7 +19,7 @@
         <w:rPr>
           <w:lang w:val="fr_FR" w:bidi="fr_FR"/>
         </w:rPr>
-        <w:t>Resource: Tyndale Open Study Notes</w:t>
+        <w:t>Resource: Aquifer Open Study Notes</w:t>
       </w:r>
       <w:r>
         <w:rPr>
@@ -112,7 +112,7 @@
         <w:rPr>
           <w:lang w:val="fr_FR" w:bidi="fr_FR"/>
         </w:rPr>
-        <w:t>Tyndale Open Study Notes</w:t>
+        <w:t>Aquifer Open Study Notes</w:t>
       </w:r>
     </w:p>
     <w:p>
